--- a/dosyalar/etkinlikler/10-sinif/arapca-10-sinif-etkinlikler.docx
+++ b/dosyalar/etkinlikler/10-sinif/arapca-10-sinif-etkinlikler.docx
@@ -4319,7 +4319,7 @@
                 <w:szCs w:val="32"/>
                 <w:rtl/>
               </w:rPr>
-              <w:t xml:space="preserve">اَلرِّحْلَةُ</w:t>
+              <w:t xml:space="preserve">اَلرِّحْلَةُ</w:t>
             </w:r>
           </w:p>
           <w:p>
@@ -4369,7 +4369,7 @@
                 <w:szCs w:val="32"/>
                 <w:rtl/>
               </w:rPr>
-              <w:t xml:space="preserve">اَلْمَطَارُ</w:t>
+              <w:t xml:space="preserve">اَلمَطَارُ</w:t>
             </w:r>
           </w:p>
           <w:p>
@@ -4419,7 +4419,7 @@
                 <w:szCs w:val="32"/>
                 <w:rtl/>
               </w:rPr>
-              <w:t xml:space="preserve">مَحَطَّةُ الْحَافِلَاتِ</w:t>
+              <w:t xml:space="preserve">مَحَطَّةُ الحَافِلَاتِ</w:t>
             </w:r>
           </w:p>
           <w:p>
@@ -4469,7 +4469,7 @@
                 <w:szCs w:val="32"/>
                 <w:rtl/>
               </w:rPr>
-              <w:t xml:space="preserve">بَوَّابَةُ الصُّعُودِ</w:t>
+              <w:t xml:space="preserve">بَوَّابَةُ الصُّعُودِ</w:t>
             </w:r>
           </w:p>
           <w:p>
@@ -4524,7 +4524,7 @@
                 <w:szCs w:val="32"/>
                 <w:rtl/>
               </w:rPr>
-              <w:t xml:space="preserve">جَوَازُ السَّفَرِ</w:t>
+              <w:t xml:space="preserve">جَوَازُ السَّفَرِ</w:t>
             </w:r>
           </w:p>
           <w:p>
@@ -4574,7 +4574,7 @@
                 <w:szCs w:val="32"/>
                 <w:rtl/>
               </w:rPr>
-              <w:t xml:space="preserve">اَلتَّذْكِرَةُ</w:t>
+              <w:t xml:space="preserve">اَلتَّذْكِرَةُ</w:t>
             </w:r>
           </w:p>
           <w:p>
@@ -4624,7 +4624,7 @@
                 <w:szCs w:val="32"/>
                 <w:rtl/>
               </w:rPr>
-              <w:t xml:space="preserve">اَلْحَقِيبَةُ</w:t>
+              <w:t xml:space="preserve">اَلحَقِيبَةُ</w:t>
             </w:r>
           </w:p>
           <w:p>
@@ -4674,7 +4674,7 @@
                 <w:szCs w:val="32"/>
                 <w:rtl/>
               </w:rPr>
-              <w:t xml:space="preserve">اَلْمُسَافِرُ</w:t>
+              <w:t xml:space="preserve">اَلمُسَافِرُ</w:t>
             </w:r>
           </w:p>
           <w:p>
@@ -4729,7 +4729,7 @@
                 <w:szCs w:val="32"/>
                 <w:rtl/>
               </w:rPr>
-              <w:t xml:space="preserve">اَلْمُوَظَّفُ</w:t>
+              <w:t xml:space="preserve">اَلمُوَظَّفُ</w:t>
             </w:r>
           </w:p>
           <w:p>
@@ -4779,7 +4779,7 @@
                 <w:szCs w:val="32"/>
                 <w:rtl/>
               </w:rPr>
-              <w:t xml:space="preserve">اَلْبَرْنَامَجُ</w:t>
+              <w:t xml:space="preserve">اَلبَرْنَامَجُ</w:t>
             </w:r>
           </w:p>
           <w:p>
@@ -4829,7 +4829,7 @@
                 <w:szCs w:val="32"/>
                 <w:rtl/>
               </w:rPr>
-              <w:t xml:space="preserve">اَلْإِقْلَاعُ</w:t>
+              <w:t xml:space="preserve">اَلإِقْلَاعُ</w:t>
             </w:r>
           </w:p>
           <w:p>
@@ -4879,7 +4879,7 @@
                 <w:szCs w:val="32"/>
                 <w:rtl/>
               </w:rPr>
-              <w:t xml:space="preserve">اَلْوُصُولُ</w:t>
+              <w:t xml:space="preserve">اَلوُصُولُ</w:t>
             </w:r>
           </w:p>
           <w:p>
@@ -6554,7 +6554,7 @@
                 <w:szCs w:val="32"/>
                 <w:rtl/>
               </w:rPr>
-              <w:t xml:space="preserve">فِي الْمَطَارِ</w:t>
+              <w:t xml:space="preserve">فِي المَطَارِ</w:t>
             </w:r>
           </w:p>
           <w:p>
@@ -6572,7 +6572,7 @@
                 <w:szCs w:val="30"/>
                 <w:rtl/>
               </w:rPr>
-              <w:t xml:space="preserve">اَلْمُسَافِرُ : صَبَاحَ الْخَيْرِ ، أُرِيدُ أَنْ أُسَجِّلَ حَقِيبَتِي مِنْ فَضْلِكَ.</w:t>
+              <w:t xml:space="preserve">اَلمُسَافِرُ : صَبَاحَ الخَيْرِ ، أُرِيدُ أَنْ أُسَجِّلَ حَقِيبَتِي مِنْ فَضْلِكَ.</w:t>
             </w:r>
           </w:p>
           <w:p>
@@ -6590,7 +6590,7 @@
                 <w:szCs w:val="30"/>
                 <w:rtl/>
               </w:rPr>
-              <w:t xml:space="preserve">اَلْمُوَظَّفُ : أَهْلًا وَسَهْلًا ، أَعْطِنِي تَذْكِرَتَكَ وَجَوَازَ سَفَرِكَ.</w:t>
+              <w:t xml:space="preserve">اَلمُوَظَّفُ : أَهْلًا وَسَهْلًا ، أَعْطِنِي تَذْكِرَتَكَ وَجَوَازَ سَفَرِكَ.</w:t>
             </w:r>
           </w:p>
           <w:p>
@@ -6608,7 +6608,7 @@
                 <w:szCs w:val="30"/>
                 <w:rtl/>
               </w:rPr>
-              <w:t xml:space="preserve">اَلْمُسَافِرُ : تَفَضَّلْ ، هَذِهِ تَذْكِرَتِي وَهَذَا جَوَازُ سَفَرِي.</w:t>
+              <w:t xml:space="preserve">اَلمُسَافِرُ : تَفَضَّلْ ، هَذِهِ تَذْكِرَتِي وَهَذَا جَوَازُ سَفَرِي.</w:t>
             </w:r>
           </w:p>
           <w:p>
@@ -6626,7 +6626,7 @@
                 <w:szCs w:val="30"/>
                 <w:rtl/>
               </w:rPr>
-              <w:t xml:space="preserve">اَلْمُوَظَّفُ : رِحْلَتُكَ إِلَى إِسْطَنْبُولَ تُقْلِعُ فِي السَّاعَةِ الْعَاشِرَةِ.</w:t>
+              <w:t xml:space="preserve">اَلمُوَظَّفُ : رِحْلَتُكَ إِلَى إِسْطَنْبُول تُقْلِعُ فِي السَّاعَةِ العَاشِرَةِ.</w:t>
             </w:r>
           </w:p>
           <w:p>
@@ -6644,7 +6644,7 @@
                 <w:szCs w:val="30"/>
                 <w:rtl/>
               </w:rPr>
-              <w:t xml:space="preserve">اَلْمُسَافِرُ : مِنْ أَيِّ بَوَّابَةٍ أَصْعَدُ إِلَى الطَّائِرَةِ ؟</w:t>
+              <w:t xml:space="preserve">اَلمُسَافِرُ : مِنْ أَيِّ بَوَّابَةٍ أَصْعَدُ إِلَى الطَّائِرَةِ ؟</w:t>
             </w:r>
           </w:p>
           <w:p>
@@ -6662,7 +6662,7 @@
                 <w:szCs w:val="30"/>
                 <w:rtl/>
               </w:rPr>
-              <w:t xml:space="preserve">اَلْمُوَظَّفُ : مِنَ الْبَوَّابَةِ الْخَامِسَةِ ، وَنَتَمَنَّى لَكَ رِحْلَةً سَعِيدَةً.</w:t>
+              <w:t xml:space="preserve">اَلمُوَظَّفُ : مِن البَوَّابَةِ الخَامِسَةِ ، وَنَتَمَنَّى لَكَ رِحْلَةً سَعِيدَةً.</w:t>
             </w:r>
           </w:p>
         </w:tc>
@@ -6781,7 +6781,7 @@
                 <w:szCs w:val="32"/>
                 <w:rtl/>
               </w:rPr>
-              <w:t xml:space="preserve">اَلْمُسَافِرُ</w:t>
+              <w:t xml:space="preserve">اَلمُسَافِرُ</w:t>
             </w:r>
           </w:p>
           <w:p>
@@ -6831,7 +6831,7 @@
                 <w:szCs w:val="32"/>
                 <w:rtl/>
               </w:rPr>
-              <w:t xml:space="preserve">مُوَظَّفُ الْمَطَارِ</w:t>
+              <w:t xml:space="preserve">مُوَظَّفُ المَطَارِ</w:t>
             </w:r>
           </w:p>
           <w:p>
@@ -6881,7 +6881,7 @@
                 <w:szCs w:val="32"/>
                 <w:rtl/>
               </w:rPr>
-              <w:t xml:space="preserve">بَائِعُ التَّذَاكِرِ</w:t>
+              <w:t xml:space="preserve">بَائِعُ التَّذَاكِرِ</w:t>
             </w:r>
           </w:p>
           <w:p>
@@ -6936,7 +6936,7 @@
                 <w:szCs w:val="32"/>
                 <w:rtl/>
               </w:rPr>
-              <w:t xml:space="preserve">سَائِقُ الْحَافِلَةِ</w:t>
+              <w:t xml:space="preserve">سَائِقُ الحَافِلَةِ</w:t>
             </w:r>
           </w:p>
           <w:p>
@@ -6986,7 +6986,7 @@
                 <w:szCs w:val="32"/>
                 <w:rtl/>
               </w:rPr>
-              <w:t xml:space="preserve">اَلدَّلِيلُ السِّيَاحِيُّ</w:t>
+              <w:t xml:space="preserve">اَلدَّلِيلُ السِّيَاحِيُّ</w:t>
             </w:r>
           </w:p>
           <w:p>
@@ -7036,7 +7036,7 @@
                 <w:szCs w:val="32"/>
                 <w:rtl/>
               </w:rPr>
-              <w:t xml:space="preserve">مُوَظَّفُ الْفُنْدُقِ</w:t>
+              <w:t xml:space="preserve">مُوَظَّفُ الفُنْدُقِ</w:t>
             </w:r>
           </w:p>
           <w:p>
@@ -9288,7 +9288,7 @@
                 <w:sz w:val="19"/>
                 <w:szCs w:val="19"/>
               </w:rPr>
-              <w:t xml:space="preserve">Gerekçe bağlacı “لِأَنَّ” ile en az bir cümle kurar; iyelik zamirlerini doğru kullanır.</w:t>
+              <w:t xml:space="preserve">Gerekçe bağlacı “لِأَنَّ” ile en az bir cümle kurar; iyelik zamirlerini doğru kullanır.</w:t>
             </w:r>
           </w:p>
         </w:tc>
@@ -11262,7 +11262,7 @@
                 <w:szCs w:val="32"/>
                 <w:rtl/>
               </w:rPr>
-              <w:t xml:space="preserve">صِلَةُ الرَّحِمِ</w:t>
+              <w:t xml:space="preserve">صِلَةُ الرَّحِمِ</w:t>
             </w:r>
           </w:p>
           <w:p>
@@ -11312,7 +11312,7 @@
                 <w:szCs w:val="32"/>
                 <w:rtl/>
               </w:rPr>
-              <w:t xml:space="preserve">اَلْعَمُّ</w:t>
+              <w:t xml:space="preserve">اَلعَمُّ</w:t>
             </w:r>
           </w:p>
           <w:p>
@@ -11362,7 +11362,7 @@
                 <w:szCs w:val="32"/>
                 <w:rtl/>
               </w:rPr>
-              <w:t xml:space="preserve">اَلْخَالَةُ</w:t>
+              <w:t xml:space="preserve">اَلخَالَةُ</w:t>
             </w:r>
           </w:p>
           <w:p>
@@ -11412,7 +11412,7 @@
                 <w:szCs w:val="32"/>
                 <w:rtl/>
               </w:rPr>
-              <w:t xml:space="preserve">اَلْأَقَارِبُ</w:t>
+              <w:t xml:space="preserve">اَلأَقَارِبُ</w:t>
             </w:r>
           </w:p>
           <w:p>
@@ -11467,7 +11467,7 @@
                 <w:szCs w:val="32"/>
                 <w:rtl/>
               </w:rPr>
-              <w:t xml:space="preserve">اَلضِّيَافَةُ</w:t>
+              <w:t xml:space="preserve">اَلضِّيَافَةُ</w:t>
             </w:r>
           </w:p>
           <w:p>
@@ -11517,7 +11517,7 @@
                 <w:szCs w:val="32"/>
                 <w:rtl/>
               </w:rPr>
-              <w:t xml:space="preserve">اَلْهَدِيَّةُ</w:t>
+              <w:t xml:space="preserve">اَلهَدِيَّةُ</w:t>
             </w:r>
           </w:p>
           <w:p>
@@ -11567,7 +11567,7 @@
                 <w:szCs w:val="32"/>
                 <w:rtl/>
               </w:rPr>
-              <w:t xml:space="preserve">اَلِاحْتِرَامُ</w:t>
+              <w:t xml:space="preserve">اَلاحْتِرَامُ</w:t>
             </w:r>
           </w:p>
           <w:p>
@@ -11617,7 +11617,7 @@
                 <w:szCs w:val="32"/>
                 <w:rtl/>
               </w:rPr>
-              <w:t xml:space="preserve">اَلْمَحَبَّةُ</w:t>
+              <w:t xml:space="preserve">اَلمَحَبَّةُ</w:t>
             </w:r>
           </w:p>
           <w:p>
@@ -12086,7 +12086,7 @@
                 <w:szCs w:val="32"/>
                 <w:rtl/>
               </w:rPr>
-              <w:t xml:space="preserve">زِيَارَةُ الْعَمِّ</w:t>
+              <w:t xml:space="preserve">زِيَارَةُ العَمِّ</w:t>
             </w:r>
           </w:p>
           <w:p>
@@ -12104,7 +12104,7 @@
                 <w:szCs w:val="30"/>
                 <w:rtl/>
               </w:rPr>
-              <w:t xml:space="preserve">أَحْمَدُ : اَلسَّلَامُ عَلَيْكُمْ يَا عَمِّي ، كَيْفَ حَالُكَ ؟</w:t>
+              <w:t xml:space="preserve">أَحْمَد : اَلسَّلَامُ عَلَيْكُمْ يَا عَمِّي ، كَيْف حَالُكَ ؟</w:t>
             </w:r>
           </w:p>
           <w:p>
@@ -12122,7 +12122,7 @@
                 <w:szCs w:val="30"/>
                 <w:rtl/>
               </w:rPr>
-              <w:t xml:space="preserve">اَلْعَمُّ : وَعَلَيْكُمُ السَّلَامُ يَا أَحْمَدُ ، أَهْلًا وَسَهْلًا ، تَفَضَّلْ.</w:t>
+              <w:t xml:space="preserve">اَلعَمُّ : وَعَلَيْكُمُ السَّلَامُ يَا أَحْمَد ، أَهْلًا وَسَهْلًا ، تَفَضَّلْ.</w:t>
             </w:r>
           </w:p>
           <w:p>
@@ -12140,7 +12140,7 @@
                 <w:szCs w:val="30"/>
                 <w:rtl/>
               </w:rPr>
-              <w:t xml:space="preserve">أَحْمَدُ : أَحْضَرْتُ لَكَ هَذِهِ الْهَدِيَّةَ لِأَنَّنَا نُحِبُّكُمْ كَثِيرًا.</w:t>
+              <w:t xml:space="preserve">أَحْمَد : أَحْضَرْتُ لَكَ هَذِهِ الهَدِيَّةَ لِأَنَّنَا نُحِبُّكُمْ كَثِيرًا.</w:t>
             </w:r>
           </w:p>
           <w:p>
@@ -12158,7 +12158,7 @@
                 <w:szCs w:val="30"/>
                 <w:rtl/>
               </w:rPr>
-              <w:t xml:space="preserve">اَلْعَمُّ : شُكْرًا لَكَ ، كَيْفَ حَالُ وَالِدِكَ وَوَالِدَتِكَ ؟</w:t>
+              <w:t xml:space="preserve">اَلعَمُّ : شُكْرًا لَكَ ، كَيْف حَالُ وَالِدِكَ وَوَالِدَتِكَ ؟</w:t>
             </w:r>
           </w:p>
           <w:p>
@@ -12176,7 +12176,7 @@
                 <w:szCs w:val="30"/>
                 <w:rtl/>
               </w:rPr>
-              <w:t xml:space="preserve">أَحْمَدُ : هُمَا بِخَيْرٍ وَيُسَلِّمَانِ عَلَيْكُمْ.</w:t>
+              <w:t xml:space="preserve">أَحْمَد : هُمَا بِخَيْرٍ وَيُسَلِّمَانِ عَلَيْكُمْ.</w:t>
             </w:r>
           </w:p>
           <w:p>
@@ -12194,7 +12194,7 @@
                 <w:szCs w:val="30"/>
                 <w:rtl/>
               </w:rPr>
-              <w:t xml:space="preserve">اَلْعَمُّ : زِيَارَتُكُمْ تُفْرِحُنَا ، فَصِلَةُ الرَّحِمِ تَزِيدُ الْمَحَبَّةَ بَيْنَ الْأَقَارِبِ.</w:t>
+              <w:t xml:space="preserve">اَلعَمُّ : زِيَارَتُكُمْ تُفْرِحُنَا ، فَصِلَةُ الرَّحِمِ تَزِيدُ المَحَبَّةَ بَيْنَ الأَقَارِبِ.</w:t>
             </w:r>
           </w:p>
         </w:tc>
@@ -12347,7 +12347,7 @@
                 <w:szCs w:val="30"/>
                 <w:rtl/>
               </w:rPr>
-              <w:t xml:space="preserve">اَلسَّلَامُ عَلَيْكُمْ   —   كَيْفَ حَالُكُمْ   —   تَفَضَّلْ   —   أَحْضَرْتُ لَكَ هَدِيَّةً   —   لِأَنَّ   —   شُكْرًا جَزِيلًا   —   زُرْنَا   —   صِلَةُ الرَّحِمِ</w:t>
+              <w:t xml:space="preserve">اَلسَّلَامُ عَلَيْكُمْ   —   كَيْف حَالُكُمْ   —   تَفَضَّلْ   —   أَحْضَرْتُ لَكَ هَدِيَّةً   —   لِأَنَّ   —   شُكْرًا جَزِيلًا   —   زُرْنَا   —   صِلَةُ الرَّحِمِ</w:t>
             </w:r>
           </w:p>
         </w:tc>

--- a/dosyalar/etkinlikler/10-sinif/arapca-10-sinif-etkinlikler.docx
+++ b/dosyalar/etkinlikler/10-sinif/arapca-10-sinif-etkinlikler.docx
@@ -4311,7 +4311,7 @@
             </w:pPr>
             <w:r>
               <w:rPr>
-                <w:rFonts w:ascii="Markazi Text" w:cs="Markazi Text" w:eastAsia="Markazi Text" w:hAnsi="Markazi Text"/>
+                <w:rFonts w:ascii="Arakom" w:cs="Arakom" w:eastAsia="Arakom" w:hAnsi="Arakom"/>
                 <w:b w:val="false"/>
                 <w:bCs w:val="false"/>
                 <w:color w:val="111111"/>
@@ -4361,7 +4361,7 @@
             </w:pPr>
             <w:r>
               <w:rPr>
-                <w:rFonts w:ascii="Markazi Text" w:cs="Markazi Text" w:eastAsia="Markazi Text" w:hAnsi="Markazi Text"/>
+                <w:rFonts w:ascii="Arakom" w:cs="Arakom" w:eastAsia="Arakom" w:hAnsi="Arakom"/>
                 <w:b w:val="false"/>
                 <w:bCs w:val="false"/>
                 <w:color w:val="111111"/>
@@ -4411,7 +4411,7 @@
             </w:pPr>
             <w:r>
               <w:rPr>
-                <w:rFonts w:ascii="Markazi Text" w:cs="Markazi Text" w:eastAsia="Markazi Text" w:hAnsi="Markazi Text"/>
+                <w:rFonts w:ascii="Arakom" w:cs="Arakom" w:eastAsia="Arakom" w:hAnsi="Arakom"/>
                 <w:b w:val="false"/>
                 <w:bCs w:val="false"/>
                 <w:color w:val="111111"/>
@@ -4461,7 +4461,7 @@
             </w:pPr>
             <w:r>
               <w:rPr>
-                <w:rFonts w:ascii="Markazi Text" w:cs="Markazi Text" w:eastAsia="Markazi Text" w:hAnsi="Markazi Text"/>
+                <w:rFonts w:ascii="Arakom" w:cs="Arakom" w:eastAsia="Arakom" w:hAnsi="Arakom"/>
                 <w:b w:val="false"/>
                 <w:bCs w:val="false"/>
                 <w:color w:val="111111"/>
@@ -4516,7 +4516,7 @@
             </w:pPr>
             <w:r>
               <w:rPr>
-                <w:rFonts w:ascii="Markazi Text" w:cs="Markazi Text" w:eastAsia="Markazi Text" w:hAnsi="Markazi Text"/>
+                <w:rFonts w:ascii="Arakom" w:cs="Arakom" w:eastAsia="Arakom" w:hAnsi="Arakom"/>
                 <w:b w:val="false"/>
                 <w:bCs w:val="false"/>
                 <w:color w:val="111111"/>
@@ -4566,7 +4566,7 @@
             </w:pPr>
             <w:r>
               <w:rPr>
-                <w:rFonts w:ascii="Markazi Text" w:cs="Markazi Text" w:eastAsia="Markazi Text" w:hAnsi="Markazi Text"/>
+                <w:rFonts w:ascii="Arakom" w:cs="Arakom" w:eastAsia="Arakom" w:hAnsi="Arakom"/>
                 <w:b w:val="false"/>
                 <w:bCs w:val="false"/>
                 <w:color w:val="111111"/>
@@ -4616,7 +4616,7 @@
             </w:pPr>
             <w:r>
               <w:rPr>
-                <w:rFonts w:ascii="Markazi Text" w:cs="Markazi Text" w:eastAsia="Markazi Text" w:hAnsi="Markazi Text"/>
+                <w:rFonts w:ascii="Arakom" w:cs="Arakom" w:eastAsia="Arakom" w:hAnsi="Arakom"/>
                 <w:b w:val="false"/>
                 <w:bCs w:val="false"/>
                 <w:color w:val="111111"/>
@@ -4666,7 +4666,7 @@
             </w:pPr>
             <w:r>
               <w:rPr>
-                <w:rFonts w:ascii="Markazi Text" w:cs="Markazi Text" w:eastAsia="Markazi Text" w:hAnsi="Markazi Text"/>
+                <w:rFonts w:ascii="Arakom" w:cs="Arakom" w:eastAsia="Arakom" w:hAnsi="Arakom"/>
                 <w:b w:val="false"/>
                 <w:bCs w:val="false"/>
                 <w:color w:val="111111"/>
@@ -4721,7 +4721,7 @@
             </w:pPr>
             <w:r>
               <w:rPr>
-                <w:rFonts w:ascii="Markazi Text" w:cs="Markazi Text" w:eastAsia="Markazi Text" w:hAnsi="Markazi Text"/>
+                <w:rFonts w:ascii="Arakom" w:cs="Arakom" w:eastAsia="Arakom" w:hAnsi="Arakom"/>
                 <w:b w:val="false"/>
                 <w:bCs w:val="false"/>
                 <w:color w:val="111111"/>
@@ -4771,7 +4771,7 @@
             </w:pPr>
             <w:r>
               <w:rPr>
-                <w:rFonts w:ascii="Markazi Text" w:cs="Markazi Text" w:eastAsia="Markazi Text" w:hAnsi="Markazi Text"/>
+                <w:rFonts w:ascii="Arakom" w:cs="Arakom" w:eastAsia="Arakom" w:hAnsi="Arakom"/>
                 <w:b w:val="false"/>
                 <w:bCs w:val="false"/>
                 <w:color w:val="111111"/>
@@ -4821,7 +4821,7 @@
             </w:pPr>
             <w:r>
               <w:rPr>
-                <w:rFonts w:ascii="Markazi Text" w:cs="Markazi Text" w:eastAsia="Markazi Text" w:hAnsi="Markazi Text"/>
+                <w:rFonts w:ascii="Arakom" w:cs="Arakom" w:eastAsia="Arakom" w:hAnsi="Arakom"/>
                 <w:b w:val="false"/>
                 <w:bCs w:val="false"/>
                 <w:color w:val="111111"/>
@@ -4871,7 +4871,7 @@
             </w:pPr>
             <w:r>
               <w:rPr>
-                <w:rFonts w:ascii="Markazi Text" w:cs="Markazi Text" w:eastAsia="Markazi Text" w:hAnsi="Markazi Text"/>
+                <w:rFonts w:ascii="Arakom" w:cs="Arakom" w:eastAsia="Arakom" w:hAnsi="Arakom"/>
                 <w:b w:val="false"/>
                 <w:bCs w:val="false"/>
                 <w:color w:val="111111"/>
@@ -6546,7 +6546,7 @@
             </w:pPr>
             <w:r>
               <w:rPr>
-                <w:rFonts w:ascii="Markazi Text" w:cs="Markazi Text" w:eastAsia="Markazi Text" w:hAnsi="Markazi Text"/>
+                <w:rFonts w:ascii="Arakom" w:cs="Arakom" w:eastAsia="Arakom" w:hAnsi="Arakom"/>
                 <w:b/>
                 <w:bCs/>
                 <w:color w:val="111111"/>
@@ -6564,7 +6564,7 @@
             </w:pPr>
             <w:r>
               <w:rPr>
-                <w:rFonts w:ascii="Markazi Text" w:cs="Markazi Text" w:eastAsia="Markazi Text" w:hAnsi="Markazi Text"/>
+                <w:rFonts w:ascii="Arakom" w:cs="Arakom" w:eastAsia="Arakom" w:hAnsi="Arakom"/>
                 <w:b w:val="false"/>
                 <w:bCs w:val="false"/>
                 <w:color w:val="111111"/>
@@ -6582,7 +6582,7 @@
             </w:pPr>
             <w:r>
               <w:rPr>
-                <w:rFonts w:ascii="Markazi Text" w:cs="Markazi Text" w:eastAsia="Markazi Text" w:hAnsi="Markazi Text"/>
+                <w:rFonts w:ascii="Arakom" w:cs="Arakom" w:eastAsia="Arakom" w:hAnsi="Arakom"/>
                 <w:b w:val="false"/>
                 <w:bCs w:val="false"/>
                 <w:color w:val="111111"/>
@@ -6600,7 +6600,7 @@
             </w:pPr>
             <w:r>
               <w:rPr>
-                <w:rFonts w:ascii="Markazi Text" w:cs="Markazi Text" w:eastAsia="Markazi Text" w:hAnsi="Markazi Text"/>
+                <w:rFonts w:ascii="Arakom" w:cs="Arakom" w:eastAsia="Arakom" w:hAnsi="Arakom"/>
                 <w:b w:val="false"/>
                 <w:bCs w:val="false"/>
                 <w:color w:val="111111"/>
@@ -6618,7 +6618,7 @@
             </w:pPr>
             <w:r>
               <w:rPr>
-                <w:rFonts w:ascii="Markazi Text" w:cs="Markazi Text" w:eastAsia="Markazi Text" w:hAnsi="Markazi Text"/>
+                <w:rFonts w:ascii="Arakom" w:cs="Arakom" w:eastAsia="Arakom" w:hAnsi="Arakom"/>
                 <w:b w:val="false"/>
                 <w:bCs w:val="false"/>
                 <w:color w:val="111111"/>
@@ -6636,7 +6636,7 @@
             </w:pPr>
             <w:r>
               <w:rPr>
-                <w:rFonts w:ascii="Markazi Text" w:cs="Markazi Text" w:eastAsia="Markazi Text" w:hAnsi="Markazi Text"/>
+                <w:rFonts w:ascii="Arakom" w:cs="Arakom" w:eastAsia="Arakom" w:hAnsi="Arakom"/>
                 <w:b w:val="false"/>
                 <w:bCs w:val="false"/>
                 <w:color w:val="111111"/>
@@ -6654,7 +6654,7 @@
             </w:pPr>
             <w:r>
               <w:rPr>
-                <w:rFonts w:ascii="Markazi Text" w:cs="Markazi Text" w:eastAsia="Markazi Text" w:hAnsi="Markazi Text"/>
+                <w:rFonts w:ascii="Arakom" w:cs="Arakom" w:eastAsia="Arakom" w:hAnsi="Arakom"/>
                 <w:b w:val="false"/>
                 <w:bCs w:val="false"/>
                 <w:color w:val="111111"/>
@@ -6773,7 +6773,7 @@
             </w:pPr>
             <w:r>
               <w:rPr>
-                <w:rFonts w:ascii="Markazi Text" w:cs="Markazi Text" w:eastAsia="Markazi Text" w:hAnsi="Markazi Text"/>
+                <w:rFonts w:ascii="Arakom" w:cs="Arakom" w:eastAsia="Arakom" w:hAnsi="Arakom"/>
                 <w:b w:val="false"/>
                 <w:bCs w:val="false"/>
                 <w:color w:val="111111"/>
@@ -6823,7 +6823,7 @@
             </w:pPr>
             <w:r>
               <w:rPr>
-                <w:rFonts w:ascii="Markazi Text" w:cs="Markazi Text" w:eastAsia="Markazi Text" w:hAnsi="Markazi Text"/>
+                <w:rFonts w:ascii="Arakom" w:cs="Arakom" w:eastAsia="Arakom" w:hAnsi="Arakom"/>
                 <w:b w:val="false"/>
                 <w:bCs w:val="false"/>
                 <w:color w:val="111111"/>
@@ -6873,7 +6873,7 @@
             </w:pPr>
             <w:r>
               <w:rPr>
-                <w:rFonts w:ascii="Markazi Text" w:cs="Markazi Text" w:eastAsia="Markazi Text" w:hAnsi="Markazi Text"/>
+                <w:rFonts w:ascii="Arakom" w:cs="Arakom" w:eastAsia="Arakom" w:hAnsi="Arakom"/>
                 <w:b w:val="false"/>
                 <w:bCs w:val="false"/>
                 <w:color w:val="111111"/>
@@ -6928,7 +6928,7 @@
             </w:pPr>
             <w:r>
               <w:rPr>
-                <w:rFonts w:ascii="Markazi Text" w:cs="Markazi Text" w:eastAsia="Markazi Text" w:hAnsi="Markazi Text"/>
+                <w:rFonts w:ascii="Arakom" w:cs="Arakom" w:eastAsia="Arakom" w:hAnsi="Arakom"/>
                 <w:b w:val="false"/>
                 <w:bCs w:val="false"/>
                 <w:color w:val="111111"/>
@@ -6978,7 +6978,7 @@
             </w:pPr>
             <w:r>
               <w:rPr>
-                <w:rFonts w:ascii="Markazi Text" w:cs="Markazi Text" w:eastAsia="Markazi Text" w:hAnsi="Markazi Text"/>
+                <w:rFonts w:ascii="Arakom" w:cs="Arakom" w:eastAsia="Arakom" w:hAnsi="Arakom"/>
                 <w:b w:val="false"/>
                 <w:bCs w:val="false"/>
                 <w:color w:val="111111"/>
@@ -7028,7 +7028,7 @@
             </w:pPr>
             <w:r>
               <w:rPr>
-                <w:rFonts w:ascii="Markazi Text" w:cs="Markazi Text" w:eastAsia="Markazi Text" w:hAnsi="Markazi Text"/>
+                <w:rFonts w:ascii="Arakom" w:cs="Arakom" w:eastAsia="Arakom" w:hAnsi="Arakom"/>
                 <w:b w:val="false"/>
                 <w:bCs w:val="false"/>
                 <w:color w:val="111111"/>
@@ -11254,7 +11254,7 @@
             </w:pPr>
             <w:r>
               <w:rPr>
-                <w:rFonts w:ascii="Markazi Text" w:cs="Markazi Text" w:eastAsia="Markazi Text" w:hAnsi="Markazi Text"/>
+                <w:rFonts w:ascii="Arakom" w:cs="Arakom" w:eastAsia="Arakom" w:hAnsi="Arakom"/>
                 <w:b w:val="false"/>
                 <w:bCs w:val="false"/>
                 <w:color w:val="111111"/>
@@ -11304,7 +11304,7 @@
             </w:pPr>
             <w:r>
               <w:rPr>
-                <w:rFonts w:ascii="Markazi Text" w:cs="Markazi Text" w:eastAsia="Markazi Text" w:hAnsi="Markazi Text"/>
+                <w:rFonts w:ascii="Arakom" w:cs="Arakom" w:eastAsia="Arakom" w:hAnsi="Arakom"/>
                 <w:b w:val="false"/>
                 <w:bCs w:val="false"/>
                 <w:color w:val="111111"/>
@@ -11354,7 +11354,7 @@
             </w:pPr>
             <w:r>
               <w:rPr>
-                <w:rFonts w:ascii="Markazi Text" w:cs="Markazi Text" w:eastAsia="Markazi Text" w:hAnsi="Markazi Text"/>
+                <w:rFonts w:ascii="Arakom" w:cs="Arakom" w:eastAsia="Arakom" w:hAnsi="Arakom"/>
                 <w:b w:val="false"/>
                 <w:bCs w:val="false"/>
                 <w:color w:val="111111"/>
@@ -11404,7 +11404,7 @@
             </w:pPr>
             <w:r>
               <w:rPr>
-                <w:rFonts w:ascii="Markazi Text" w:cs="Markazi Text" w:eastAsia="Markazi Text" w:hAnsi="Markazi Text"/>
+                <w:rFonts w:ascii="Arakom" w:cs="Arakom" w:eastAsia="Arakom" w:hAnsi="Arakom"/>
                 <w:b w:val="false"/>
                 <w:bCs w:val="false"/>
                 <w:color w:val="111111"/>
@@ -11459,7 +11459,7 @@
             </w:pPr>
             <w:r>
               <w:rPr>
-                <w:rFonts w:ascii="Markazi Text" w:cs="Markazi Text" w:eastAsia="Markazi Text" w:hAnsi="Markazi Text"/>
+                <w:rFonts w:ascii="Arakom" w:cs="Arakom" w:eastAsia="Arakom" w:hAnsi="Arakom"/>
                 <w:b w:val="false"/>
                 <w:bCs w:val="false"/>
                 <w:color w:val="111111"/>
@@ -11509,7 +11509,7 @@
             </w:pPr>
             <w:r>
               <w:rPr>
-                <w:rFonts w:ascii="Markazi Text" w:cs="Markazi Text" w:eastAsia="Markazi Text" w:hAnsi="Markazi Text"/>
+                <w:rFonts w:ascii="Arakom" w:cs="Arakom" w:eastAsia="Arakom" w:hAnsi="Arakom"/>
                 <w:b w:val="false"/>
                 <w:bCs w:val="false"/>
                 <w:color w:val="111111"/>
@@ -11559,7 +11559,7 @@
             </w:pPr>
             <w:r>
               <w:rPr>
-                <w:rFonts w:ascii="Markazi Text" w:cs="Markazi Text" w:eastAsia="Markazi Text" w:hAnsi="Markazi Text"/>
+                <w:rFonts w:ascii="Arakom" w:cs="Arakom" w:eastAsia="Arakom" w:hAnsi="Arakom"/>
                 <w:b w:val="false"/>
                 <w:bCs w:val="false"/>
                 <w:color w:val="111111"/>
@@ -11609,7 +11609,7 @@
             </w:pPr>
             <w:r>
               <w:rPr>
-                <w:rFonts w:ascii="Markazi Text" w:cs="Markazi Text" w:eastAsia="Markazi Text" w:hAnsi="Markazi Text"/>
+                <w:rFonts w:ascii="Arakom" w:cs="Arakom" w:eastAsia="Arakom" w:hAnsi="Arakom"/>
                 <w:b w:val="false"/>
                 <w:bCs w:val="false"/>
                 <w:color w:val="111111"/>
@@ -12078,7 +12078,7 @@
             </w:pPr>
             <w:r>
               <w:rPr>
-                <w:rFonts w:ascii="Markazi Text" w:cs="Markazi Text" w:eastAsia="Markazi Text" w:hAnsi="Markazi Text"/>
+                <w:rFonts w:ascii="Arakom" w:cs="Arakom" w:eastAsia="Arakom" w:hAnsi="Arakom"/>
                 <w:b/>
                 <w:bCs/>
                 <w:color w:val="111111"/>
@@ -12096,7 +12096,7 @@
             </w:pPr>
             <w:r>
               <w:rPr>
-                <w:rFonts w:ascii="Markazi Text" w:cs="Markazi Text" w:eastAsia="Markazi Text" w:hAnsi="Markazi Text"/>
+                <w:rFonts w:ascii="Arakom" w:cs="Arakom" w:eastAsia="Arakom" w:hAnsi="Arakom"/>
                 <w:b w:val="false"/>
                 <w:bCs w:val="false"/>
                 <w:color w:val="111111"/>
@@ -12114,7 +12114,7 @@
             </w:pPr>
             <w:r>
               <w:rPr>
-                <w:rFonts w:ascii="Markazi Text" w:cs="Markazi Text" w:eastAsia="Markazi Text" w:hAnsi="Markazi Text"/>
+                <w:rFonts w:ascii="Arakom" w:cs="Arakom" w:eastAsia="Arakom" w:hAnsi="Arakom"/>
                 <w:b w:val="false"/>
                 <w:bCs w:val="false"/>
                 <w:color w:val="111111"/>
@@ -12132,7 +12132,7 @@
             </w:pPr>
             <w:r>
               <w:rPr>
-                <w:rFonts w:ascii="Markazi Text" w:cs="Markazi Text" w:eastAsia="Markazi Text" w:hAnsi="Markazi Text"/>
+                <w:rFonts w:ascii="Arakom" w:cs="Arakom" w:eastAsia="Arakom" w:hAnsi="Arakom"/>
                 <w:b w:val="false"/>
                 <w:bCs w:val="false"/>
                 <w:color w:val="111111"/>
@@ -12150,7 +12150,7 @@
             </w:pPr>
             <w:r>
               <w:rPr>
-                <w:rFonts w:ascii="Markazi Text" w:cs="Markazi Text" w:eastAsia="Markazi Text" w:hAnsi="Markazi Text"/>
+                <w:rFonts w:ascii="Arakom" w:cs="Arakom" w:eastAsia="Arakom" w:hAnsi="Arakom"/>
                 <w:b w:val="false"/>
                 <w:bCs w:val="false"/>
                 <w:color w:val="111111"/>
@@ -12168,7 +12168,7 @@
             </w:pPr>
             <w:r>
               <w:rPr>
-                <w:rFonts w:ascii="Markazi Text" w:cs="Markazi Text" w:eastAsia="Markazi Text" w:hAnsi="Markazi Text"/>
+                <w:rFonts w:ascii="Arakom" w:cs="Arakom" w:eastAsia="Arakom" w:hAnsi="Arakom"/>
                 <w:b w:val="false"/>
                 <w:bCs w:val="false"/>
                 <w:color w:val="111111"/>
@@ -12186,7 +12186,7 @@
             </w:pPr>
             <w:r>
               <w:rPr>
-                <w:rFonts w:ascii="Markazi Text" w:cs="Markazi Text" w:eastAsia="Markazi Text" w:hAnsi="Markazi Text"/>
+                <w:rFonts w:ascii="Arakom" w:cs="Arakom" w:eastAsia="Arakom" w:hAnsi="Arakom"/>
                 <w:b w:val="false"/>
                 <w:bCs w:val="false"/>
                 <w:color w:val="111111"/>
@@ -12339,7 +12339,7 @@
             </w:pPr>
             <w:r>
               <w:rPr>
-                <w:rFonts w:ascii="Markazi Text" w:cs="Markazi Text" w:eastAsia="Markazi Text" w:hAnsi="Markazi Text"/>
+                <w:rFonts w:ascii="Arakom" w:cs="Arakom" w:eastAsia="Arakom" w:hAnsi="Arakom"/>
                 <w:b w:val="false"/>
                 <w:bCs w:val="false"/>
                 <w:color w:val="111111"/>
